--- a/report/0.2M_KHCO3_CO2平衡pH计算报告.docx
+++ b/report/0.2M_KHCO3_CO2平衡pH计算报告.docx
@@ -1402,7 +1402,7 @@
                 <w:b w:val="0"/>
                 <w:sz w:val="19"/>
               </w:rPr>
-              <w:t>0.23574 mol/L</w:t>
+              <w:t>0.23569 mol/L</w:t>
             </w:r>
           </w:p>
         </w:tc>
@@ -2294,7 +2294,7 @@
                 <w:b w:val="0"/>
                 <w:sz w:val="19"/>
               </w:rPr>
-              <w:t>0.22953</w:t>
+              <w:t>0.22948</w:t>
             </w:r>
           </w:p>
         </w:tc>
@@ -2313,7 +2313,7 @@
                 <w:b w:val="0"/>
                 <w:sz w:val="19"/>
               </w:rPr>
-              <w:t>0.25044</w:t>
+              <w:t>0.25037</w:t>
             </w:r>
           </w:p>
         </w:tc>
@@ -2332,7 +2332,7 @@
                 <w:b w:val="0"/>
                 <w:sz w:val="19"/>
               </w:rPr>
-              <w:t>0.28490</w:t>
+              <w:t>0.28477</w:t>
             </w:r>
           </w:p>
         </w:tc>
@@ -2351,7 +2351,7 @@
                 <w:b w:val="0"/>
                 <w:sz w:val="19"/>
               </w:rPr>
-              <w:t>0.35334</w:t>
+              <w:t>0.35308</w:t>
             </w:r>
           </w:p>
         </w:tc>
@@ -2370,7 +2370,7 @@
                 <w:b w:val="0"/>
                 <w:sz w:val="19"/>
               </w:rPr>
-              <w:t>0.42093</w:t>
+              <w:t>0.42057</w:t>
             </w:r>
           </w:p>
         </w:tc>
@@ -2389,7 +2389,7 @@
                 <w:b w:val="0"/>
                 <w:sz w:val="19"/>
               </w:rPr>
-              <w:t>0.48764</w:t>
+              <w:t>0.48716</w:t>
             </w:r>
           </w:p>
         </w:tc>
@@ -2540,7 +2540,7 @@
           <w:b w:val="0"/>
           <w:sz w:val="21"/>
         </w:rPr>
-        <w:t>压力保留比例约 43%，且与充气压力高低基本无关——这是定容体系的固有特征。</w:t>
+        <w:t>压力保留比例在 41.3%～43.5% 之间（见表 4），且与充气压力高低基本无关——这是定容体系的固有特征。</w:t>
       </w:r>
     </w:p>
     <w:p>
@@ -2891,7 +2891,7 @@
                 <w:b w:val="0"/>
                 <w:sz w:val="19"/>
               </w:rPr>
-              <w:t>0.26798</w:t>
+              <w:t>0.26787</w:t>
             </w:r>
           </w:p>
         </w:tc>
@@ -2910,7 +2910,7 @@
                 <w:b w:val="0"/>
                 <w:sz w:val="19"/>
               </w:rPr>
-              <w:t>0.31553</w:t>
+              <w:t>0.31534</w:t>
             </w:r>
           </w:p>
         </w:tc>
@@ -2929,7 +2929,7 @@
                 <w:b w:val="0"/>
                 <w:sz w:val="19"/>
               </w:rPr>
-              <w:t>0.39298</w:t>
+              <w:t>0.39266</w:t>
             </w:r>
           </w:p>
         </w:tc>
@@ -2948,7 +2948,7 @@
                 <w:b w:val="0"/>
                 <w:sz w:val="19"/>
               </w:rPr>
-              <w:t>0.54070</w:t>
+              <w:t>0.54014</w:t>
             </w:r>
           </w:p>
         </w:tc>
@@ -2967,7 +2967,7 @@
                 <w:b w:val="0"/>
                 <w:sz w:val="19"/>
               </w:rPr>
-              <w:t>0.67941</w:t>
+              <w:t>0.67862</w:t>
             </w:r>
           </w:p>
         </w:tc>
@@ -2986,7 +2986,7 @@
                 <w:b w:val="0"/>
                 <w:sz w:val="19"/>
               </w:rPr>
-              <w:t>0.80870</w:t>
+              <w:t>0.80769</w:t>
             </w:r>
           </w:p>
         </w:tc>
@@ -3991,7 +3991,7 @@
           <w:b w:val="0"/>
           <w:sz w:val="21"/>
         </w:rPr>
-        <w:t>同一表压下，组 2 的 pH 高于组 3，差 -0.39～-0.33 个单位。原因是组 2 密封后气相被抽干，溶入液体的 CO₂ 反而更少。因此必须先与委托方确认：给出的压力是充气时的设定值，还是釜内稳定的实测值。</w:t>
+        <w:t>同一表压下，组 2 的 pH 高于组 3，差 0.33～0.39 个单位。原因是组 2 密封后气相被抽干，溶入液体的 CO₂ 反而更少。因此必须先与使用方确认：给出的压力是充气时的设定值，还是釜内稳定的实测值。</w:t>
       </w:r>
     </w:p>
     <w:p>
@@ -4018,7 +4018,7 @@
           <w:b/>
           <w:sz w:val="19"/>
         </w:rPr>
-        <w:t>组 2  电解液中碳物种分布</w:t>
+        <w:t>表 7  组 2  电解液中碳物种分布</w:t>
       </w:r>
     </w:p>
     <w:tbl>
@@ -4380,7 +4380,7 @@
                 <w:b w:val="0"/>
                 <w:sz w:val="19"/>
               </w:rPr>
-              <w:t>28.26%</w:t>
+              <w:t>28.28%</w:t>
             </w:r>
           </w:p>
         </w:tc>
@@ -4399,7 +4399,7 @@
                 <w:b w:val="0"/>
                 <w:sz w:val="19"/>
               </w:rPr>
-              <w:t>41.94%</w:t>
+              <w:t>41.97%</w:t>
             </w:r>
           </w:p>
         </w:tc>
@@ -4418,7 +4418,7 @@
                 <w:b w:val="0"/>
                 <w:sz w:val="19"/>
               </w:rPr>
-              <w:t>51.03%</w:t>
+              <w:t>51.07%</w:t>
             </w:r>
           </w:p>
         </w:tc>
@@ -4437,7 +4437,7 @@
                 <w:b w:val="0"/>
                 <w:sz w:val="19"/>
               </w:rPr>
-              <w:t>57.46%</w:t>
+              <w:t>57.52%</w:t>
             </w:r>
           </w:p>
         </w:tc>
@@ -4612,7 +4612,7 @@
                 <w:b w:val="0"/>
                 <w:sz w:val="19"/>
               </w:rPr>
-              <w:t>84.74%</w:t>
+              <w:t>84.76%</w:t>
             </w:r>
           </w:p>
         </w:tc>
@@ -4631,7 +4631,7 @@
                 <w:b w:val="0"/>
                 <w:sz w:val="19"/>
               </w:rPr>
-              <w:t>77.78%</w:t>
+              <w:t>77.81%</w:t>
             </w:r>
           </w:p>
         </w:tc>
@@ -4650,7 +4650,7 @@
                 <w:b w:val="0"/>
                 <w:sz w:val="19"/>
               </w:rPr>
-              <w:t>68.41%</w:t>
+              <w:t>68.44%</w:t>
             </w:r>
           </w:p>
         </w:tc>
@@ -4669,7 +4669,7 @@
                 <w:b w:val="0"/>
                 <w:sz w:val="19"/>
               </w:rPr>
-              <w:t>55.19%</w:t>
+              <w:t>55.23%</w:t>
             </w:r>
           </w:p>
         </w:tc>
@@ -4688,7 +4688,7 @@
                 <w:b w:val="0"/>
                 <w:sz w:val="19"/>
               </w:rPr>
-              <w:t>46.33%</w:t>
+              <w:t>46.37%</w:t>
             </w:r>
           </w:p>
         </w:tc>
@@ -4707,7 +4707,7 @@
                 <w:b w:val="0"/>
                 <w:sz w:val="19"/>
               </w:rPr>
-              <w:t>39.99%</w:t>
+              <w:t>40.03%</w:t>
             </w:r>
           </w:p>
         </w:tc>
@@ -4747,7 +4747,7 @@
                 <w:b w:val="0"/>
                 <w:sz w:val="19"/>
               </w:rPr>
-              <w:t>0.00027</w:t>
+              <w:t>2.72e-04</w:t>
             </w:r>
           </w:p>
         </w:tc>
@@ -4766,7 +4766,7 @@
                 <w:b w:val="0"/>
                 <w:sz w:val="19"/>
               </w:rPr>
-              <w:t>0.00015</w:t>
+              <w:t>1.51e-04</w:t>
             </w:r>
           </w:p>
         </w:tc>
@@ -4785,7 +4785,7 @@
                 <w:b w:val="0"/>
                 <w:sz w:val="19"/>
               </w:rPr>
-              <w:t>0.00009</w:t>
+              <w:t>8.71e-05</w:t>
             </w:r>
           </w:p>
         </w:tc>
@@ -4804,7 +4804,7 @@
                 <w:b w:val="0"/>
                 <w:sz w:val="19"/>
               </w:rPr>
-              <w:t>0.00005</w:t>
+              <w:t>4.74e-05</w:t>
             </w:r>
           </w:p>
         </w:tc>
@@ -4823,7 +4823,7 @@
                 <w:b w:val="0"/>
                 <w:sz w:val="19"/>
               </w:rPr>
-              <w:t>0.00003</w:t>
+              <w:t>3.28e-05</w:t>
             </w:r>
           </w:p>
         </w:tc>
@@ -4842,7 +4842,7 @@
                 <w:b w:val="0"/>
                 <w:sz w:val="19"/>
               </w:rPr>
-              <w:t>0.00003</w:t>
+              <w:t>2.51e-05</w:t>
             </w:r>
           </w:p>
         </w:tc>
@@ -4882,7 +4882,7 @@
                 <w:b w:val="0"/>
                 <w:sz w:val="19"/>
               </w:rPr>
-              <w:t>0.12%</w:t>
+              <w:t>0.1185%</w:t>
             </w:r>
           </w:p>
         </w:tc>
@@ -4901,7 +4901,7 @@
                 <w:b w:val="0"/>
                 <w:sz w:val="19"/>
               </w:rPr>
-              <w:t>0.06%</w:t>
+              <w:t>0.0604%</w:t>
             </w:r>
           </w:p>
         </w:tc>
@@ -4920,7 +4920,7 @@
                 <w:b w:val="0"/>
                 <w:sz w:val="19"/>
               </w:rPr>
-              <w:t>0.03%</w:t>
+              <w:t>0.0306%</w:t>
             </w:r>
           </w:p>
         </w:tc>
@@ -4939,7 +4939,7 @@
                 <w:b w:val="0"/>
                 <w:sz w:val="19"/>
               </w:rPr>
-              <w:t>0.01%</w:t>
+              <w:t>0.0134%</w:t>
             </w:r>
           </w:p>
         </w:tc>
@@ -4958,7 +4958,7 @@
                 <w:b w:val="0"/>
                 <w:sz w:val="19"/>
               </w:rPr>
-              <w:t>0.01%</w:t>
+              <w:t>0.0078%</w:t>
             </w:r>
           </w:p>
         </w:tc>
@@ -4977,7 +4977,7 @@
                 <w:b w:val="0"/>
                 <w:sz w:val="19"/>
               </w:rPr>
-              <w:t>0.01%</w:t>
+              <w:t>0.0052%</w:t>
             </w:r>
           </w:p>
         </w:tc>
@@ -5692,7 +5692,7 @@
                 <w:b w:val="0"/>
                 <w:sz w:val="19"/>
               </w:rPr>
-              <w:t>0.22953</w:t>
+              <w:t>0.22948</w:t>
             </w:r>
           </w:p>
         </w:tc>
@@ -5711,7 +5711,7 @@
                 <w:b w:val="0"/>
                 <w:sz w:val="19"/>
               </w:rPr>
-              <w:t>0.25044</w:t>
+              <w:t>0.25037</w:t>
             </w:r>
           </w:p>
         </w:tc>
@@ -5730,7 +5730,7 @@
                 <w:b w:val="0"/>
                 <w:sz w:val="19"/>
               </w:rPr>
-              <w:t>0.28490</w:t>
+              <w:t>0.28477</w:t>
             </w:r>
           </w:p>
         </w:tc>
@@ -5749,7 +5749,7 @@
                 <w:b w:val="0"/>
                 <w:sz w:val="19"/>
               </w:rPr>
-              <w:t>0.35334</w:t>
+              <w:t>0.35308</w:t>
             </w:r>
           </w:p>
         </w:tc>
@@ -5768,7 +5768,7 @@
                 <w:b w:val="0"/>
                 <w:sz w:val="19"/>
               </w:rPr>
-              <w:t>0.42093</w:t>
+              <w:t>0.42057</w:t>
             </w:r>
           </w:p>
         </w:tc>
@@ -5787,7 +5787,7 @@
                 <w:b w:val="0"/>
                 <w:sz w:val="19"/>
               </w:rPr>
-              <w:t>0.48764</w:t>
+              <w:t>0.48716</w:t>
             </w:r>
           </w:p>
         </w:tc>
@@ -5804,7 +5804,7 @@
           <w:b/>
           <w:sz w:val="19"/>
         </w:rPr>
-        <w:t>组 3  电解液中碳物种分布</w:t>
+        <w:t>表 8  组 3  电解液中碳物种分布</w:t>
       </w:r>
     </w:p>
     <w:tbl>
@@ -6128,7 +6128,7 @@
                 <w:b w:val="0"/>
                 <w:sz w:val="19"/>
               </w:rPr>
-              <w:t>23.80%</w:t>
+              <w:t>23.81%</w:t>
             </w:r>
           </w:p>
         </w:tc>
@@ -6147,7 +6147,7 @@
                 <w:b w:val="0"/>
                 <w:sz w:val="19"/>
               </w:rPr>
-              <w:t>35.15%</w:t>
+              <w:t>35.17%</w:t>
             </w:r>
           </w:p>
         </w:tc>
@@ -6166,7 +6166,7 @@
                 <w:b w:val="0"/>
                 <w:sz w:val="19"/>
               </w:rPr>
-              <w:t>47.66%</w:t>
+              <w:t>47.70%</w:t>
             </w:r>
           </w:p>
         </w:tc>
@@ -6185,7 +6185,7 @@
                 <w:b w:val="0"/>
                 <w:sz w:val="19"/>
               </w:rPr>
-              <w:t>61.40%</w:t>
+              <w:t>61.47%</w:t>
             </w:r>
           </w:p>
         </w:tc>
@@ -6204,7 +6204,7 @@
                 <w:b w:val="0"/>
                 <w:sz w:val="19"/>
               </w:rPr>
-              <w:t>68.65%</w:t>
+              <w:t>68.73%</w:t>
             </w:r>
           </w:p>
         </w:tc>
@@ -6223,7 +6223,7 @@
                 <w:b w:val="0"/>
                 <w:sz w:val="19"/>
               </w:rPr>
-              <w:t>73.03%</w:t>
+              <w:t>73.12%</w:t>
             </w:r>
           </w:p>
         </w:tc>
@@ -6398,7 +6398,7 @@
                 <w:b w:val="0"/>
                 <w:sz w:val="19"/>
               </w:rPr>
-              <w:t>72.69%</w:t>
+              <w:t>72.72%</w:t>
             </w:r>
           </w:p>
         </w:tc>
@@ -6417,7 +6417,7 @@
                 <w:b w:val="0"/>
                 <w:sz w:val="19"/>
               </w:rPr>
-              <w:t>61.77%</w:t>
+              <w:t>61.81%</w:t>
             </w:r>
           </w:p>
         </w:tc>
@@ -6436,7 +6436,7 @@
                 <w:b w:val="0"/>
                 <w:sz w:val="19"/>
               </w:rPr>
-              <w:t>49.62%</w:t>
+              <w:t>49.66%</w:t>
             </w:r>
           </w:p>
         </w:tc>
@@ -6455,7 +6455,7 @@
                 <w:b w:val="0"/>
                 <w:sz w:val="19"/>
               </w:rPr>
-              <w:t>36.06%</w:t>
+              <w:t>36.10%</w:t>
             </w:r>
           </w:p>
         </w:tc>
@@ -6474,7 +6474,7 @@
                 <w:b w:val="0"/>
                 <w:sz w:val="19"/>
               </w:rPr>
-              <w:t>28.72%</w:t>
+              <w:t>28.75%</w:t>
             </w:r>
           </w:p>
         </w:tc>
@@ -6493,7 +6493,7 @@
                 <w:b w:val="0"/>
                 <w:sz w:val="19"/>
               </w:rPr>
-              <w:t>24.13%</w:t>
+              <w:t>24.16%</w:t>
             </w:r>
           </w:p>
         </w:tc>
@@ -6533,7 +6533,7 @@
                 <w:b w:val="0"/>
                 <w:sz w:val="19"/>
               </w:rPr>
-              <w:t>0.00011</w:t>
+              <w:t>1.10e-04</w:t>
             </w:r>
           </w:p>
         </w:tc>
@@ -6552,7 +6552,7 @@
                 <w:b w:val="0"/>
                 <w:sz w:val="19"/>
               </w:rPr>
-              <w:t>0.00006</w:t>
+              <w:t>6.33e-05</w:t>
             </w:r>
           </w:p>
         </w:tc>
@@ -6571,7 +6571,7 @@
                 <w:b w:val="0"/>
                 <w:sz w:val="19"/>
               </w:rPr>
-              <w:t>0.00004</w:t>
+              <w:t>3.75e-05</w:t>
             </w:r>
           </w:p>
         </w:tc>
@@ -6590,7 +6590,7 @@
                 <w:b w:val="0"/>
                 <w:sz w:val="19"/>
               </w:rPr>
-              <w:t>0.00002</w:t>
+              <w:t>2.12e-05</w:t>
             </w:r>
           </w:p>
         </w:tc>
@@ -6609,7 +6609,7 @@
                 <w:b w:val="0"/>
                 <w:sz w:val="19"/>
               </w:rPr>
-              <w:t>0.00002</w:t>
+              <w:t>1.52e-05</w:t>
             </w:r>
           </w:p>
         </w:tc>
@@ -6628,7 +6628,7 @@
                 <w:b w:val="0"/>
                 <w:sz w:val="19"/>
               </w:rPr>
-              <w:t>0.00001</w:t>
+              <w:t>1.20e-05</w:t>
             </w:r>
           </w:p>
         </w:tc>
@@ -6668,7 +6668,7 @@
                 <w:b w:val="0"/>
                 <w:sz w:val="19"/>
               </w:rPr>
-              <w:t>0.04%</w:t>
+              <w:t>0.0410%</w:t>
             </w:r>
           </w:p>
         </w:tc>
@@ -6687,7 +6687,7 @@
                 <w:b w:val="0"/>
                 <w:sz w:val="19"/>
               </w:rPr>
-              <w:t>0.02%</w:t>
+              <w:t>0.0201%</w:t>
             </w:r>
           </w:p>
         </w:tc>
@@ -6706,7 +6706,7 @@
                 <w:b w:val="0"/>
                 <w:sz w:val="19"/>
               </w:rPr>
-              <w:t>0.01%</w:t>
+              <w:t>0.0096%</w:t>
             </w:r>
           </w:p>
         </w:tc>
@@ -6725,7 +6725,7 @@
                 <w:b w:val="0"/>
                 <w:sz w:val="19"/>
               </w:rPr>
-              <w:t>0.00%</w:t>
+              <w:t>0.0039%</w:t>
             </w:r>
           </w:p>
         </w:tc>
@@ -6744,7 +6744,7 @@
                 <w:b w:val="0"/>
                 <w:sz w:val="19"/>
               </w:rPr>
-              <w:t>0.00%</w:t>
+              <w:t>0.0022%</w:t>
             </w:r>
           </w:p>
         </w:tc>
@@ -6763,7 +6763,7 @@
                 <w:b w:val="0"/>
                 <w:sz w:val="19"/>
               </w:rPr>
-              <w:t>0.00%</w:t>
+              <w:t>0.0015%</w:t>
             </w:r>
           </w:p>
         </w:tc>
@@ -6976,7 +6976,7 @@
                 <w:b w:val="0"/>
                 <w:sz w:val="19"/>
               </w:rPr>
-              <w:t>2.29%</w:t>
+              <w:t>2.30%</w:t>
             </w:r>
           </w:p>
         </w:tc>
@@ -7014,7 +7014,7 @@
                 <w:b w:val="0"/>
                 <w:sz w:val="19"/>
               </w:rPr>
-              <w:t>1.32%</w:t>
+              <w:t>1.33%</w:t>
             </w:r>
           </w:p>
         </w:tc>
@@ -7478,7 +7478,7 @@
                 <w:b w:val="0"/>
                 <w:sz w:val="19"/>
               </w:rPr>
-              <w:t>0.26798</w:t>
+              <w:t>0.26787</w:t>
             </w:r>
           </w:p>
         </w:tc>
@@ -7497,7 +7497,7 @@
                 <w:b w:val="0"/>
                 <w:sz w:val="19"/>
               </w:rPr>
-              <w:t>0.31553</w:t>
+              <w:t>0.31534</w:t>
             </w:r>
           </w:p>
         </w:tc>
@@ -7516,7 +7516,7 @@
                 <w:b w:val="0"/>
                 <w:sz w:val="19"/>
               </w:rPr>
-              <w:t>0.39298</w:t>
+              <w:t>0.39266</w:t>
             </w:r>
           </w:p>
         </w:tc>
@@ -7535,7 +7535,7 @@
                 <w:b w:val="0"/>
                 <w:sz w:val="19"/>
               </w:rPr>
-              <w:t>0.54070</w:t>
+              <w:t>0.54014</w:t>
             </w:r>
           </w:p>
         </w:tc>
@@ -7554,7 +7554,7 @@
                 <w:b w:val="0"/>
                 <w:sz w:val="19"/>
               </w:rPr>
-              <w:t>0.67941</w:t>
+              <w:t>0.67862</w:t>
             </w:r>
           </w:p>
         </w:tc>
@@ -7573,7 +7573,7 @@
                 <w:b w:val="0"/>
                 <w:sz w:val="19"/>
               </w:rPr>
-              <w:t>0.80870</w:t>
+              <w:t>0.80769</w:t>
             </w:r>
           </w:p>
         </w:tc>
@@ -7655,7 +7655,7 @@
           <w:b/>
           <w:sz w:val="19"/>
         </w:rPr>
-        <w:t>表 7   PHREEQC 与独立解析解的比对</w:t>
+        <w:t>表 9   PHREEQC 与独立解析解的比对</w:t>
       </w:r>
     </w:p>
     <w:tbl>
@@ -8630,7 +8630,7 @@
           <w:b w:val="0"/>
           <w:sz w:val="21"/>
         </w:rPr>
-        <w:t>组 2 全部工况偏差不超过 0.024，组 3 同样；两条独立技术路线互相印证。</w:t>
+        <w:t>组 2 全部工况偏差不超过 0.024，组 3 不超过 0.004；两条独立技术路线互相印证。</w:t>
       </w:r>
     </w:p>
     <w:p>
@@ -8670,7 +8670,7 @@
           <w:b/>
           <w:sz w:val="19"/>
         </w:rPr>
-        <w:t>表 8   分析反算与 PHREEQC 的比对（组 2）</w:t>
+        <w:t>表 10   分析反算与 PHREEQC 的比对（组 2）</w:t>
       </w:r>
     </w:p>
     <w:tbl>
@@ -9511,7 +9511,7 @@
           <w:b/>
           <w:sz w:val="19"/>
         </w:rPr>
-        <w:t>表 9   分析反算与 PHREEQC 的比对（组 3）</w:t>
+        <w:t>表 11   分析反算与 PHREEQC 的比对（组 3）</w:t>
       </w:r>
     </w:p>
     <w:tbl>
@@ -10417,7 +10417,7 @@
           <w:b/>
           <w:sz w:val="19"/>
         </w:rPr>
-        <w:t>表 10   pCO₂ 20–22 atm 区间的收敛行为</w:t>
+        <w:t>表 12   pCO₂ 20–22 atm 区间的收敛行为（同一压力因初始条件不同可落入两个分支）</w:t>
       </w:r>
     </w:p>
     <w:tbl>
@@ -10440,7 +10440,7 @@
       <w:tr>
         <w:tc>
           <w:tcPr>
-            <w:tcW w:type="dxa" w:w="2494"/>
+            <w:tcW w:type="dxa" w:w="2608"/>
           </w:tcPr>
           <w:p>
             <w:pPr>
@@ -10459,7 +10459,7 @@
         </w:tc>
         <w:tc>
           <w:tcPr>
-            <w:tcW w:type="dxa" w:w="726"/>
+            <w:tcW w:type="dxa" w:w="879"/>
           </w:tcPr>
           <w:p>
             <w:pPr>
@@ -10478,7 +10478,7 @@
         </w:tc>
         <w:tc>
           <w:tcPr>
-            <w:tcW w:type="dxa" w:w="726"/>
+            <w:tcW w:type="dxa" w:w="879"/>
           </w:tcPr>
           <w:p>
             <w:pPr>
@@ -10497,7 +10497,7 @@
         </w:tc>
         <w:tc>
           <w:tcPr>
-            <w:tcW w:type="dxa" w:w="726"/>
+            <w:tcW w:type="dxa" w:w="879"/>
           </w:tcPr>
           <w:p>
             <w:pPr>
@@ -10516,7 +10516,7 @@
         </w:tc>
         <w:tc>
           <w:tcPr>
-            <w:tcW w:type="dxa" w:w="726"/>
+            <w:tcW w:type="dxa" w:w="879"/>
           </w:tcPr>
           <w:p>
             <w:pPr>
@@ -10535,7 +10535,7 @@
         </w:tc>
         <w:tc>
           <w:tcPr>
-            <w:tcW w:type="dxa" w:w="726"/>
+            <w:tcW w:type="dxa" w:w="879"/>
           </w:tcPr>
           <w:p>
             <w:pPr>
@@ -10554,7 +10554,7 @@
         </w:tc>
         <w:tc>
           <w:tcPr>
-            <w:tcW w:type="dxa" w:w="726"/>
+            <w:tcW w:type="dxa" w:w="879"/>
           </w:tcPr>
           <w:p>
             <w:pPr>
@@ -10573,7 +10573,7 @@
         </w:tc>
         <w:tc>
           <w:tcPr>
-            <w:tcW w:type="dxa" w:w="726"/>
+            <w:tcW w:type="dxa" w:w="879"/>
           </w:tcPr>
           <w:p>
             <w:pPr>
@@ -10594,26 +10594,26 @@
       <w:tr>
         <w:tc>
           <w:tcPr>
-            <w:tcW w:type="dxa" w:w="2494"/>
-          </w:tcPr>
-          <w:p>
-            <w:pPr>
-              <w:jc w:val="center"/>
-            </w:pPr>
-            <w:r/>
-            <w:r>
-              <w:rPr>
-                <w:rFonts w:ascii="Times New Roman" w:hAnsi="Times New Roman" w:eastAsia="宋体"/>
-                <w:b w:val="0"/>
-                <w:sz w:val="19"/>
-              </w:rPr>
-              <w:t>DIC（收敛分支一）</w:t>
-            </w:r>
-          </w:p>
-        </w:tc>
-        <w:tc>
-          <w:tcPr>
-            <w:tcW w:type="dxa" w:w="726"/>
+            <w:tcW w:type="dxa" w:w="2608"/>
+          </w:tcPr>
+          <w:p>
+            <w:pPr>
+              <w:jc w:val="center"/>
+            </w:pPr>
+            <w:r/>
+            <w:r>
+              <w:rPr>
+                <w:rFonts w:ascii="Times New Roman" w:hAnsi="Times New Roman" w:eastAsia="宋体"/>
+                <w:b w:val="0"/>
+                <w:sz w:val="19"/>
+              </w:rPr>
+              <w:t>运行 A：Windows 官方发行版</w:t>
+            </w:r>
+          </w:p>
+        </w:tc>
+        <w:tc>
+          <w:tcPr>
+            <w:tcW w:type="dxa" w:w="879"/>
           </w:tcPr>
           <w:p>
             <w:pPr>
@@ -10632,26 +10632,26 @@
         </w:tc>
         <w:tc>
           <w:tcPr>
-            <w:tcW w:type="dxa" w:w="726"/>
-          </w:tcPr>
-          <w:p>
-            <w:pPr>
-              <w:jc w:val="center"/>
-            </w:pPr>
-            <w:r/>
-            <w:r>
-              <w:rPr>
-                <w:rFonts w:ascii="Times New Roman" w:hAnsi="Times New Roman" w:eastAsia="宋体"/>
-                <w:b w:val="0"/>
-                <w:sz w:val="19"/>
-              </w:rPr>
-              <w:t>0.7975</w:t>
-            </w:r>
-          </w:p>
-        </w:tc>
-        <w:tc>
-          <w:tcPr>
-            <w:tcW w:type="dxa" w:w="726"/>
+            <w:tcW w:type="dxa" w:w="879"/>
+          </w:tcPr>
+          <w:p>
+            <w:pPr>
+              <w:jc w:val="center"/>
+            </w:pPr>
+            <w:r/>
+            <w:r>
+              <w:rPr>
+                <w:rFonts w:ascii="Times New Roman" w:hAnsi="Times New Roman" w:eastAsia="宋体"/>
+                <w:b w:val="0"/>
+                <w:sz w:val="19"/>
+              </w:rPr>
+              <w:t>1.1790</w:t>
+            </w:r>
+          </w:p>
+        </w:tc>
+        <w:tc>
+          <w:tcPr>
+            <w:tcW w:type="dxa" w:w="879"/>
           </w:tcPr>
           <w:p>
             <w:pPr>
@@ -10670,7 +10670,7 @@
         </w:tc>
         <w:tc>
           <w:tcPr>
-            <w:tcW w:type="dxa" w:w="726"/>
+            <w:tcW w:type="dxa" w:w="879"/>
           </w:tcPr>
           <w:p>
             <w:pPr>
@@ -10689,26 +10689,26 @@
         </w:tc>
         <w:tc>
           <w:tcPr>
-            <w:tcW w:type="dxa" w:w="726"/>
-          </w:tcPr>
-          <w:p>
-            <w:pPr>
-              <w:jc w:val="center"/>
-            </w:pPr>
-            <w:r/>
-            <w:r>
-              <w:rPr>
-                <w:rFonts w:ascii="Times New Roman" w:hAnsi="Times New Roman" w:eastAsia="宋体"/>
-                <w:b w:val="0"/>
-                <w:sz w:val="19"/>
-              </w:rPr>
-              <w:t>0.8152</w:t>
-            </w:r>
-          </w:p>
-        </w:tc>
-        <w:tc>
-          <w:tcPr>
-            <w:tcW w:type="dxa" w:w="726"/>
+            <w:tcW w:type="dxa" w:w="879"/>
+          </w:tcPr>
+          <w:p>
+            <w:pPr>
+              <w:jc w:val="center"/>
+            </w:pPr>
+            <w:r/>
+            <w:r>
+              <w:rPr>
+                <w:rFonts w:ascii="Times New Roman" w:hAnsi="Times New Roman" w:eastAsia="宋体"/>
+                <w:b w:val="0"/>
+                <w:sz w:val="19"/>
+              </w:rPr>
+              <w:t>1.2160</w:t>
+            </w:r>
+          </w:p>
+        </w:tc>
+        <w:tc>
+          <w:tcPr>
+            <w:tcW w:type="dxa" w:w="879"/>
           </w:tcPr>
           <w:p>
             <w:pPr>
@@ -10727,7 +10727,7 @@
         </w:tc>
         <w:tc>
           <w:tcPr>
-            <w:tcW w:type="dxa" w:w="726"/>
+            <w:tcW w:type="dxa" w:w="879"/>
           </w:tcPr>
           <w:p>
             <w:pPr>
@@ -10748,83 +10748,83 @@
       <w:tr>
         <w:tc>
           <w:tcPr>
-            <w:tcW w:type="dxa" w:w="2494"/>
-          </w:tcPr>
-          <w:p>
-            <w:pPr>
-              <w:jc w:val="center"/>
-            </w:pPr>
-            <w:r/>
-            <w:r>
-              <w:rPr>
-                <w:rFonts w:ascii="Times New Roman" w:hAnsi="Times New Roman" w:eastAsia="宋体"/>
-                <w:b w:val="0"/>
-                <w:sz w:val="19"/>
-              </w:rPr>
-              <w:t>DIC（收敛分支二）</w:t>
-            </w:r>
-          </w:p>
-        </w:tc>
-        <w:tc>
-          <w:tcPr>
-            <w:tcW w:type="dxa" w:w="726"/>
-          </w:tcPr>
-          <w:p>
-            <w:pPr>
-              <w:jc w:val="center"/>
-            </w:pPr>
-            <w:r/>
-            <w:r>
-              <w:rPr>
-                <w:rFonts w:ascii="Times New Roman" w:hAnsi="Times New Roman" w:eastAsia="宋体"/>
-                <w:b w:val="0"/>
-                <w:sz w:val="19"/>
-              </w:rPr>
-              <w:t>—</w:t>
-            </w:r>
-          </w:p>
-        </w:tc>
-        <w:tc>
-          <w:tcPr>
-            <w:tcW w:type="dxa" w:w="726"/>
-          </w:tcPr>
-          <w:p>
-            <w:pPr>
-              <w:jc w:val="center"/>
-            </w:pPr>
-            <w:r/>
-            <w:r>
-              <w:rPr>
-                <w:rFonts w:ascii="Times New Roman" w:hAnsi="Times New Roman" w:eastAsia="宋体"/>
-                <w:b w:val="0"/>
-                <w:sz w:val="19"/>
-              </w:rPr>
-              <w:t>—</w:t>
-            </w:r>
-          </w:p>
-        </w:tc>
-        <w:tc>
-          <w:tcPr>
-            <w:tcW w:type="dxa" w:w="726"/>
-          </w:tcPr>
-          <w:p>
-            <w:pPr>
-              <w:jc w:val="center"/>
-            </w:pPr>
-            <w:r/>
-            <w:r>
-              <w:rPr>
-                <w:rFonts w:ascii="Times New Roman" w:hAnsi="Times New Roman" w:eastAsia="宋体"/>
-                <w:b w:val="0"/>
-                <w:sz w:val="19"/>
-              </w:rPr>
-              <w:t>—</w:t>
-            </w:r>
-          </w:p>
-        </w:tc>
-        <w:tc>
-          <w:tcPr>
-            <w:tcW w:type="dxa" w:w="726"/>
+            <w:tcW w:type="dxa" w:w="2608"/>
+          </w:tcPr>
+          <w:p>
+            <w:pPr>
+              <w:jc w:val="center"/>
+            </w:pPr>
+            <w:r/>
+            <w:r>
+              <w:rPr>
+                <w:rFonts w:ascii="Times New Roman" w:hAnsi="Times New Roman" w:eastAsia="宋体"/>
+                <w:b w:val="0"/>
+                <w:sz w:val="19"/>
+              </w:rPr>
+              <w:t>运行 B：Linux 源码编译版</w:t>
+            </w:r>
+          </w:p>
+        </w:tc>
+        <w:tc>
+          <w:tcPr>
+            <w:tcW w:type="dxa" w:w="879"/>
+          </w:tcPr>
+          <w:p>
+            <w:pPr>
+              <w:jc w:val="center"/>
+            </w:pPr>
+            <w:r/>
+            <w:r>
+              <w:rPr>
+                <w:rFonts w:ascii="Times New Roman" w:hAnsi="Times New Roman" w:eastAsia="宋体"/>
+                <w:b w:val="0"/>
+                <w:sz w:val="19"/>
+              </w:rPr>
+              <w:t>0.7899</w:t>
+            </w:r>
+          </w:p>
+        </w:tc>
+        <w:tc>
+          <w:tcPr>
+            <w:tcW w:type="dxa" w:w="879"/>
+          </w:tcPr>
+          <w:p>
+            <w:pPr>
+              <w:jc w:val="center"/>
+            </w:pPr>
+            <w:r/>
+            <w:r>
+              <w:rPr>
+                <w:rFonts w:ascii="Times New Roman" w:hAnsi="Times New Roman" w:eastAsia="宋体"/>
+                <w:b w:val="0"/>
+                <w:sz w:val="19"/>
+              </w:rPr>
+              <w:t>0.7975</w:t>
+            </w:r>
+          </w:p>
+        </w:tc>
+        <w:tc>
+          <w:tcPr>
+            <w:tcW w:type="dxa" w:w="879"/>
+          </w:tcPr>
+          <w:p>
+            <w:pPr>
+              <w:jc w:val="center"/>
+            </w:pPr>
+            <w:r/>
+            <w:r>
+              <w:rPr>
+                <w:rFonts w:ascii="Times New Roman" w:hAnsi="Times New Roman" w:eastAsia="宋体"/>
+                <w:b w:val="0"/>
+                <w:sz w:val="19"/>
+              </w:rPr>
+              <w:t>1.1900</w:t>
+            </w:r>
+          </w:p>
+        </w:tc>
+        <w:tc>
+          <w:tcPr>
+            <w:tcW w:type="dxa" w:w="879"/>
           </w:tcPr>
           <w:p>
             <w:pPr>
@@ -10843,58 +10843,366 @@
         </w:tc>
         <w:tc>
           <w:tcPr>
-            <w:tcW w:type="dxa" w:w="726"/>
-          </w:tcPr>
-          <w:p>
-            <w:pPr>
-              <w:jc w:val="center"/>
-            </w:pPr>
-            <w:r/>
-            <w:r>
-              <w:rPr>
-                <w:rFonts w:ascii="Times New Roman" w:hAnsi="Times New Roman" w:eastAsia="宋体"/>
-                <w:b w:val="0"/>
-                <w:sz w:val="19"/>
-              </w:rPr>
-              <w:t>—</w:t>
-            </w:r>
-          </w:p>
-        </w:tc>
-        <w:tc>
-          <w:tcPr>
-            <w:tcW w:type="dxa" w:w="726"/>
-          </w:tcPr>
-          <w:p>
-            <w:pPr>
-              <w:jc w:val="center"/>
-            </w:pPr>
-            <w:r/>
-            <w:r>
-              <w:rPr>
-                <w:rFonts w:ascii="Times New Roman" w:hAnsi="Times New Roman" w:eastAsia="宋体"/>
-                <w:b w:val="0"/>
-                <w:sz w:val="19"/>
-              </w:rPr>
-              <w:t>—</w:t>
-            </w:r>
-          </w:p>
-        </w:tc>
-        <w:tc>
-          <w:tcPr>
-            <w:tcW w:type="dxa" w:w="726"/>
-          </w:tcPr>
-          <w:p>
-            <w:pPr>
-              <w:jc w:val="center"/>
-            </w:pPr>
-            <w:r/>
-            <w:r>
-              <w:rPr>
-                <w:rFonts w:ascii="Times New Roman" w:hAnsi="Times New Roman" w:eastAsia="宋体"/>
-                <w:b w:val="0"/>
-                <w:sz w:val="19"/>
-              </w:rPr>
-              <w:t>—</w:t>
+            <w:tcW w:type="dxa" w:w="879"/>
+          </w:tcPr>
+          <w:p>
+            <w:pPr>
+              <w:jc w:val="center"/>
+            </w:pPr>
+            <w:r/>
+            <w:r>
+              <w:rPr>
+                <w:rFonts w:ascii="Times New Roman" w:hAnsi="Times New Roman" w:eastAsia="宋体"/>
+                <w:b w:val="0"/>
+                <w:sz w:val="19"/>
+              </w:rPr>
+              <w:t>0.8152</w:t>
+            </w:r>
+          </w:p>
+        </w:tc>
+        <w:tc>
+          <w:tcPr>
+            <w:tcW w:type="dxa" w:w="879"/>
+          </w:tcPr>
+          <w:p>
+            <w:pPr>
+              <w:jc w:val="center"/>
+            </w:pPr>
+            <w:r/>
+            <w:r>
+              <w:rPr>
+                <w:rFonts w:ascii="Times New Roman" w:hAnsi="Times New Roman" w:eastAsia="宋体"/>
+                <w:b w:val="0"/>
+                <w:sz w:val="19"/>
+              </w:rPr>
+              <w:t>1.2430</w:t>
+            </w:r>
+          </w:p>
+        </w:tc>
+        <w:tc>
+          <w:tcPr>
+            <w:tcW w:type="dxa" w:w="879"/>
+          </w:tcPr>
+          <w:p>
+            <w:pPr>
+              <w:jc w:val="center"/>
+            </w:pPr>
+            <w:r/>
+            <w:r>
+              <w:rPr>
+                <w:rFonts w:ascii="Times New Roman" w:hAnsi="Times New Roman" w:eastAsia="宋体"/>
+                <w:b w:val="0"/>
+                <w:sz w:val="19"/>
+              </w:rPr>
+              <w:t>1.2710</w:t>
+            </w:r>
+          </w:p>
+        </w:tc>
+      </w:tr>
+      <w:tr>
+        <w:tc>
+          <w:tcPr>
+            <w:tcW w:type="dxa" w:w="2608"/>
+          </w:tcPr>
+          <w:p>
+            <w:pPr>
+              <w:jc w:val="center"/>
+            </w:pPr>
+            <w:r/>
+            <w:r>
+              <w:rPr>
+                <w:rFonts w:ascii="Times New Roman" w:hAnsi="Times New Roman" w:eastAsia="宋体"/>
+                <w:b w:val="0"/>
+                <w:sz w:val="19"/>
+              </w:rPr>
+              <w:t>A 符合亨利 + PR 逸度修正</w:t>
+            </w:r>
+          </w:p>
+        </w:tc>
+        <w:tc>
+          <w:tcPr>
+            <w:tcW w:type="dxa" w:w="879"/>
+          </w:tcPr>
+          <w:p>
+            <w:pPr>
+              <w:jc w:val="center"/>
+            </w:pPr>
+            <w:r/>
+            <w:r>
+              <w:rPr>
+                <w:rFonts w:ascii="Times New Roman" w:hAnsi="Times New Roman" w:eastAsia="宋体"/>
+                <w:b w:val="0"/>
+                <w:sz w:val="19"/>
+              </w:rPr>
+              <w:t>是</w:t>
+            </w:r>
+          </w:p>
+        </w:tc>
+        <w:tc>
+          <w:tcPr>
+            <w:tcW w:type="dxa" w:w="879"/>
+          </w:tcPr>
+          <w:p>
+            <w:pPr>
+              <w:jc w:val="center"/>
+            </w:pPr>
+            <w:r/>
+            <w:r>
+              <w:rPr>
+                <w:rFonts w:ascii="Times New Roman" w:hAnsi="Times New Roman" w:eastAsia="宋体"/>
+                <w:b w:val="0"/>
+                <w:sz w:val="19"/>
+              </w:rPr>
+              <w:t>否</w:t>
+            </w:r>
+          </w:p>
+        </w:tc>
+        <w:tc>
+          <w:tcPr>
+            <w:tcW w:type="dxa" w:w="879"/>
+          </w:tcPr>
+          <w:p>
+            <w:pPr>
+              <w:jc w:val="center"/>
+            </w:pPr>
+            <w:r/>
+            <w:r>
+              <w:rPr>
+                <w:rFonts w:ascii="Times New Roman" w:hAnsi="Times New Roman" w:eastAsia="宋体"/>
+                <w:b w:val="0"/>
+                <w:sz w:val="19"/>
+              </w:rPr>
+              <w:t>否</w:t>
+            </w:r>
+          </w:p>
+        </w:tc>
+        <w:tc>
+          <w:tcPr>
+            <w:tcW w:type="dxa" w:w="879"/>
+          </w:tcPr>
+          <w:p>
+            <w:pPr>
+              <w:jc w:val="center"/>
+            </w:pPr>
+            <w:r/>
+            <w:r>
+              <w:rPr>
+                <w:rFonts w:ascii="Times New Roman" w:hAnsi="Times New Roman" w:eastAsia="宋体"/>
+                <w:b w:val="0"/>
+                <w:sz w:val="19"/>
+              </w:rPr>
+              <w:t>是</w:t>
+            </w:r>
+          </w:p>
+        </w:tc>
+        <w:tc>
+          <w:tcPr>
+            <w:tcW w:type="dxa" w:w="879"/>
+          </w:tcPr>
+          <w:p>
+            <w:pPr>
+              <w:jc w:val="center"/>
+            </w:pPr>
+            <w:r/>
+            <w:r>
+              <w:rPr>
+                <w:rFonts w:ascii="Times New Roman" w:hAnsi="Times New Roman" w:eastAsia="宋体"/>
+                <w:b w:val="0"/>
+                <w:sz w:val="19"/>
+              </w:rPr>
+              <w:t>否</w:t>
+            </w:r>
+          </w:p>
+        </w:tc>
+        <w:tc>
+          <w:tcPr>
+            <w:tcW w:type="dxa" w:w="879"/>
+          </w:tcPr>
+          <w:p>
+            <w:pPr>
+              <w:jc w:val="center"/>
+            </w:pPr>
+            <w:r/>
+            <w:r>
+              <w:rPr>
+                <w:rFonts w:ascii="Times New Roman" w:hAnsi="Times New Roman" w:eastAsia="宋体"/>
+                <w:b w:val="0"/>
+                <w:sz w:val="19"/>
+              </w:rPr>
+              <w:t>否</w:t>
+            </w:r>
+          </w:p>
+        </w:tc>
+        <w:tc>
+          <w:tcPr>
+            <w:tcW w:type="dxa" w:w="879"/>
+          </w:tcPr>
+          <w:p>
+            <w:pPr>
+              <w:jc w:val="center"/>
+            </w:pPr>
+            <w:r/>
+            <w:r>
+              <w:rPr>
+                <w:rFonts w:ascii="Times New Roman" w:hAnsi="Times New Roman" w:eastAsia="宋体"/>
+                <w:b w:val="0"/>
+                <w:sz w:val="19"/>
+              </w:rPr>
+              <w:t>否</w:t>
+            </w:r>
+          </w:p>
+        </w:tc>
+      </w:tr>
+      <w:tr>
+        <w:tc>
+          <w:tcPr>
+            <w:tcW w:type="dxa" w:w="2608"/>
+          </w:tcPr>
+          <w:p>
+            <w:pPr>
+              <w:jc w:val="center"/>
+            </w:pPr>
+            <w:r/>
+            <w:r>
+              <w:rPr>
+                <w:rFonts w:ascii="Times New Roman" w:hAnsi="Times New Roman" w:eastAsia="宋体"/>
+                <w:b w:val="0"/>
+                <w:sz w:val="19"/>
+              </w:rPr>
+              <w:t>B 符合亨利 + PR 逸度修正</w:t>
+            </w:r>
+          </w:p>
+        </w:tc>
+        <w:tc>
+          <w:tcPr>
+            <w:tcW w:type="dxa" w:w="879"/>
+          </w:tcPr>
+          <w:p>
+            <w:pPr>
+              <w:jc w:val="center"/>
+            </w:pPr>
+            <w:r/>
+            <w:r>
+              <w:rPr>
+                <w:rFonts w:ascii="Times New Roman" w:hAnsi="Times New Roman" w:eastAsia="宋体"/>
+                <w:b w:val="0"/>
+                <w:sz w:val="19"/>
+              </w:rPr>
+              <w:t>是</w:t>
+            </w:r>
+          </w:p>
+        </w:tc>
+        <w:tc>
+          <w:tcPr>
+            <w:tcW w:type="dxa" w:w="879"/>
+          </w:tcPr>
+          <w:p>
+            <w:pPr>
+              <w:jc w:val="center"/>
+            </w:pPr>
+            <w:r/>
+            <w:r>
+              <w:rPr>
+                <w:rFonts w:ascii="Times New Roman" w:hAnsi="Times New Roman" w:eastAsia="宋体"/>
+                <w:b w:val="0"/>
+                <w:sz w:val="19"/>
+              </w:rPr>
+              <w:t>是</w:t>
+            </w:r>
+          </w:p>
+        </w:tc>
+        <w:tc>
+          <w:tcPr>
+            <w:tcW w:type="dxa" w:w="879"/>
+          </w:tcPr>
+          <w:p>
+            <w:pPr>
+              <w:jc w:val="center"/>
+            </w:pPr>
+            <w:r/>
+            <w:r>
+              <w:rPr>
+                <w:rFonts w:ascii="Times New Roman" w:hAnsi="Times New Roman" w:eastAsia="宋体"/>
+                <w:b w:val="0"/>
+                <w:sz w:val="19"/>
+              </w:rPr>
+              <w:t>否</w:t>
+            </w:r>
+          </w:p>
+        </w:tc>
+        <w:tc>
+          <w:tcPr>
+            <w:tcW w:type="dxa" w:w="879"/>
+          </w:tcPr>
+          <w:p>
+            <w:pPr>
+              <w:jc w:val="center"/>
+            </w:pPr>
+            <w:r/>
+            <w:r>
+              <w:rPr>
+                <w:rFonts w:ascii="Times New Roman" w:hAnsi="Times New Roman" w:eastAsia="宋体"/>
+                <w:b w:val="0"/>
+                <w:sz w:val="19"/>
+              </w:rPr>
+              <w:t>是</w:t>
+            </w:r>
+          </w:p>
+        </w:tc>
+        <w:tc>
+          <w:tcPr>
+            <w:tcW w:type="dxa" w:w="879"/>
+          </w:tcPr>
+          <w:p>
+            <w:pPr>
+              <w:jc w:val="center"/>
+            </w:pPr>
+            <w:r/>
+            <w:r>
+              <w:rPr>
+                <w:rFonts w:ascii="Times New Roman" w:hAnsi="Times New Roman" w:eastAsia="宋体"/>
+                <w:b w:val="0"/>
+                <w:sz w:val="19"/>
+              </w:rPr>
+              <w:t>是</w:t>
+            </w:r>
+          </w:p>
+        </w:tc>
+        <w:tc>
+          <w:tcPr>
+            <w:tcW w:type="dxa" w:w="879"/>
+          </w:tcPr>
+          <w:p>
+            <w:pPr>
+              <w:jc w:val="center"/>
+            </w:pPr>
+            <w:r/>
+            <w:r>
+              <w:rPr>
+                <w:rFonts w:ascii="Times New Roman" w:hAnsi="Times New Roman" w:eastAsia="宋体"/>
+                <w:b w:val="0"/>
+                <w:sz w:val="19"/>
+              </w:rPr>
+              <w:t>否</w:t>
+            </w:r>
+          </w:p>
+        </w:tc>
+        <w:tc>
+          <w:tcPr>
+            <w:tcW w:type="dxa" w:w="879"/>
+          </w:tcPr>
+          <w:p>
+            <w:pPr>
+              <w:jc w:val="center"/>
+            </w:pPr>
+            <w:r/>
+            <w:r>
+              <w:rPr>
+                <w:rFonts w:ascii="Times New Roman" w:hAnsi="Times New Roman" w:eastAsia="宋体"/>
+                <w:b w:val="0"/>
+                <w:sz w:val="19"/>
+              </w:rPr>
+              <w:t>否</w:t>
             </w:r>
           </w:p>
         </w:tc>
@@ -10910,7 +11218,7 @@
           <w:b w:val="0"/>
           <w:sz w:val="21"/>
         </w:rPr>
-        <w:t>两分支中，仅 DIC ≈ 0.80 的分支与亨利定律加 Peng-Robinson 逸度修正一致（理论值 K_H·φ ≈ 0.0302，另一分支隐含 0.048，偏离约 60%）。故组 3 在 2.00 MPa 一档采用前者的解（pH = 5.730）。</w:t>
+        <w:t>输入文件完全相同（同一 SHA-256）、PHREEQC 同为 v3.8.6，但 Windows 官方发行版与 Linux 源码编译版在 20.30 与 21.00 atm 两点给出相差一倍的 DIC，其余各点完全一致——说明该区间的收敛结果依赖构建（二进制浮点舍入），并非输入差异。以亨利定律加 Peng-Robinson 逸度修正校核（理论 K_H·φ ≈ 0.0302），DIC ≈ 0.80 的分支与之相符（隐含 K_H·φ ≈ 0.029），另一分支隐含 ≈ 0.048，偏离约 60%。本报告组 3 在 2.00 MPa 一档采用与理论相符的分支（pH = 5.730），该点对应 pCO₂ = 20.70 atm，两种构建在此压力上一致。</w:t>
       </w:r>
     </w:p>
     <w:p>
@@ -10975,7 +11283,7 @@
           <w:b w:val="0"/>
           <w:sz w:val="21"/>
         </w:rPr>
-        <w:t>定容反应器以充气压力为准时，pH 由 7.095（表压 0.1 MPa）降至 6.057（表压 2.0 MPa）；平衡压力仅保留充气压力的约 43%。</w:t>
+        <w:t>定容反应器以充气压力为准时，pH 由 7.095（表压 0.1 MPa）降至 6.057（表压 2.0 MPa）；平衡压力仅保留充气压力的 41%～44%。</w:t>
       </w:r>
     </w:p>
     <w:p>
@@ -11001,7 +11309,7 @@
           <w:b w:val="0"/>
           <w:sz w:val="21"/>
         </w:rPr>
-        <w:t>同一表压下两组结果相差 -0.39～-0.33 个 pH 单位，必须确认压力口径后方可定稿。</w:t>
+        <w:t>同一表压下两组结果相差 0.33～0.39 个 pH 单位，必须确认压力口径后方可定稿。</w:t>
       </w:r>
     </w:p>
     <w:p>
@@ -11066,7 +11374,7 @@
           <w:b w:val="0"/>
           <w:sz w:val="21"/>
         </w:rPr>
-        <w:t>运行环境：Linux 高性能计算集群，CentOS 7，GCC/GFortran 7.3.1，源码自行编译，自带测试用例 32 项全部通过；安装根 /public/home/ac005eaxe2/lxl。</w:t>
+        <w:t>运行环境：Windows 随包提供 phreeqc/phreeqc.exe（v3.8.6 官方 Windows 发行版）；Linux / macOS 可用 phreeqc/build_phreeqc.sh 由源码自行编译（源码自带测试用例 32 项）。本报告全部数值亦在 Linux 集群（CentOS 7，GCC/GFortran 7.3.1）以同一版本源码编译后复核，两处结果一致。</w:t>
       </w:r>
     </w:p>
     <w:p>
